--- a/paper/code_switching_paper_v2.docx
+++ b/paper/code_switching_paper_v2.docx
@@ -689,7 +689,7 @@
         <w:rPr>
           <w:i w:val="0"/>
         </w:rPr>
-        <w:t>For two-bit designs we recast the question as exact set cover. Each constraint is a pair of faults in one syndrome class with inequivalent residuals that must receive different labels; each candidate flag covers the constraints on which its bit differs; a certifying pair is two flags whose coverage unions to everything. Over 2,405 constraints and 1,706 distinct coverage patterns, branching on the rarest constraint makes the search exact rather than quadratic, and it returns no covering pair. A greedy cover requires 9 flag bits.</w:t>
+        <w:t>For two-bit designs we recast the question as exact set cover. Each constraint is a pair of faults in one syndrome class with inequivalent residuals that must receive different labels; each candidate flag covers the constraints on which its bit differs; a certifying pair is two flags whose coverage unions to everything. Over 2,405 constraints and 5,384 distinct coverage patterns, branching on the rarest constraint makes the search exact rather than quadratic, and it returns no covering pair. A greedy cover requires 9 flag bits.</w:t>
       </w:r>
     </w:p>
     <w:p>
@@ -1513,7 +1513,7 @@
         <w:rPr>
           <w:i w:val="0"/>
         </w:rPr>
-        <w:t>Limitations. Our searches are bounded and we state the bounds: size-four flags were capped, the two-flag stage ran on the default cascade, and the greedy cover of nine is an upper bound rather than the true minimum, so no lower bound above two bits is proved. The end-to-end certificate covers single faults; we make no claim about pairs. The hand-off round is taken noiseless by convention. Optimization of the circuits is left for future work, and re-verification after every optimization pass is mandatory under our methodology.</w:t>
+        <w:t>Limitations. Where a search is bounded we state the bound. The single-flag family is exhaustive at two, three and four couplings, 867,694 candidates in total, so the negative result of Section 5 is not an artifact of sampling. The two-flag stage ran on the default cascade rather than all twenty-four, and the greedy cover of nine is an upper bound rather than the true minimum, so no lower bound above two bits is proved. The end-to-end certificate covers single faults; we make no claim about pairs. The hand-off round is taken noiseless by convention. Optimization of the circuits is left for future work, and re-verification after every optimization pass is mandatory under our methodology.</w:t>
       </w:r>
     </w:p>
     <w:p>

--- a/paper/code_switching_paper_v2.docx
+++ b/paper/code_switching_paper_v2.docx
@@ -46,7 +46,7 @@
         <w:rPr>
           <w:i w:val="0"/>
         </w:rPr>
-        <w:t>We study fault-tolerant switching from the [[4,2,2]] error-detecting code to the [[5,1,3]] perfect code and report two negative results and one protocol. First, of the fifteen weight-one errors present on the data block when re-encoding begins, 12 lie in a confusable pair and are correctable by no encoder and no decoder; the initial post-selection is therefore load-bearing and the procedure is a state-preparation factory rather than an in-line switch. Second, flag-protected re-encoding cannot be made fault tolerant at any flag budget: partitioning the single-fault locations by syndrome leaves three or four logically inequivalent residuals in every class, so at least 2 flag bits are necessary regardless of placement, and an exhaustive search over 97,466 valid single-flag designs across all twenty-four stabilizer bijections, together with an exact set-cover analysis of two-bit designs over 2,405 separation constraints, finds no certifying design. We then give a teleportation-based switch that does certify. An end-to-end single-fault enumeration over 1,276 fault mechanisms finds no undetectable single-fault logical error in either logical basis, and Monte Carlo under circuit-level depolarizing noise measures a logical error rate scaling with exponent 2.11, against 1.15 for a deliberately crippled control. Acceptance under post-selection is 80% at p = 0.001 and 11% at p = 0.01. All circuits, certificates and numbers in this paper are generated by scripts in the accompanying repository.</w:t>
+        <w:t>We study fault-tolerant switching from the [[4,2,2]] error-detecting code to the [[5,1,3]] perfect code and report two negative results and one protocol. First, of the fifteen weight-one errors present on the data block when re-encoding begins, 12 lie in a confusable pair and are correctable by no encoder and no decoder; the initial post-selection is therefore load-bearing and the procedure is a state-preparation factory rather than an in-line switch. Second, flag-protected re-encoding cannot be made fault tolerant at any flag budget: partitioning the single-fault locations by syndrome leaves three or four logically inequivalent residuals in every class, so at least 2 flag bits are necessary regardless of placement, and an exhaustive search over 97,466 valid single-flag designs across all twenty-four stabilizer bijections, together with an exact set-cover analysis of two-bit designs over 2,405 separation constraints, finds no certifying design. We then give a teleportation-based switch that does certify. An end-to-end single-fault enumeration over 824 fault mechanisms finds no undetectable single-fault logical error in either logical basis, and Monte Carlo under circuit-level depolarizing noise measures a logical error rate scaling with exponent 2.17, against 1.13 for a deliberately crippled control. Acceptance under post-selection is 86% at p = 0.001 and 21% at p = 0.01. All circuits, certificates and numbers in this paper are generated by scripts in the accompanying repository.</w:t>
       </w:r>
     </w:p>
     <w:p>
@@ -944,7 +944,7 @@
           </w:tcPr>
           <w:p>
             <w:r>
-              <w:t>609</w:t>
+              <w:t>383</w:t>
             </w:r>
           </w:p>
         </w:tc>
@@ -976,7 +976,7 @@
           </w:tcPr>
           <w:p>
             <w:r>
-              <w:t>667</w:t>
+              <w:t>441</w:t>
             </w:r>
           </w:p>
         </w:tc>
@@ -1099,7 +1099,7 @@
           </w:tcPr>
           <w:p>
             <w:r>
-              <w:t>0.799</w:t>
+              <w:t>0.856</w:t>
             </w:r>
           </w:p>
         </w:tc>
@@ -1109,7 +1109,7 @@
           </w:tcPr>
           <w:p>
             <w:r>
-              <w:t>3,195,400</w:t>
+              <w:t>3,424,271</w:t>
             </w:r>
           </w:p>
         </w:tc>
@@ -1119,7 +1119,7 @@
           </w:tcPr>
           <w:p>
             <w:r>
-              <w:t>19</w:t>
+              <w:t>17</w:t>
             </w:r>
           </w:p>
         </w:tc>
@@ -1129,7 +1129,7 @@
           </w:tcPr>
           <w:p>
             <w:r>
-              <w:t>5.95e-06</w:t>
+              <w:t>4.96e-06</w:t>
             </w:r>
           </w:p>
         </w:tc>
@@ -1151,7 +1151,7 @@
           </w:tcPr>
           <w:p>
             <w:r>
-              <w:t>0.639</w:t>
+              <w:t>0.733</w:t>
             </w:r>
           </w:p>
         </w:tc>
@@ -1161,7 +1161,7 @@
           </w:tcPr>
           <w:p>
             <w:r>
-              <w:t>2,554,955</w:t>
+              <w:t>2,930,314</w:t>
             </w:r>
           </w:p>
         </w:tc>
@@ -1171,7 +1171,7 @@
           </w:tcPr>
           <w:p>
             <w:r>
-              <w:t>75</w:t>
+              <w:t>76</w:t>
             </w:r>
           </w:p>
         </w:tc>
@@ -1181,7 +1181,7 @@
           </w:tcPr>
           <w:p>
             <w:r>
-              <w:t>2.94e-05</w:t>
+              <w:t>2.59e-05</w:t>
             </w:r>
           </w:p>
         </w:tc>
@@ -1203,7 +1203,7 @@
           </w:tcPr>
           <w:p>
             <w:r>
-              <w:t>0.511</w:t>
+              <w:t>0.627</w:t>
             </w:r>
           </w:p>
         </w:tc>
@@ -1213,7 +1213,7 @@
           </w:tcPr>
           <w:p>
             <w:r>
-              <w:t>2,042,655</w:t>
+              <w:t>2,508,509</w:t>
             </w:r>
           </w:p>
         </w:tc>
@@ -1223,7 +1223,7 @@
           </w:tcPr>
           <w:p>
             <w:r>
-              <w:t>128</w:t>
+              <w:t>155</w:t>
             </w:r>
           </w:p>
         </w:tc>
@@ -1233,7 +1233,7 @@
           </w:tcPr>
           <w:p>
             <w:r>
-              <w:t>6.27e-05</w:t>
+              <w:t>6.18e-05</w:t>
             </w:r>
           </w:p>
         </w:tc>
@@ -1255,7 +1255,7 @@
           </w:tcPr>
           <w:p>
             <w:r>
-              <w:t>0.326</w:t>
+              <w:t>0.460</w:t>
             </w:r>
           </w:p>
         </w:tc>
@@ -1265,7 +1265,7 @@
           </w:tcPr>
           <w:p>
             <w:r>
-              <w:t>1,304,088</w:t>
+              <w:t>1,841,082</w:t>
             </w:r>
           </w:p>
         </w:tc>
@@ -1275,7 +1275,7 @@
           </w:tcPr>
           <w:p>
             <w:r>
-              <w:t>250</w:t>
+              <w:t>346</w:t>
             </w:r>
           </w:p>
         </w:tc>
@@ -1285,7 +1285,7 @@
           </w:tcPr>
           <w:p>
             <w:r>
-              <w:t>1.92e-04</w:t>
+              <w:t>1.88e-04</w:t>
             </w:r>
           </w:p>
         </w:tc>
@@ -1307,7 +1307,7 @@
           </w:tcPr>
           <w:p>
             <w:r>
-              <w:t>0.209</w:t>
+              <w:t>0.337</w:t>
             </w:r>
           </w:p>
         </w:tc>
@@ -1317,7 +1317,7 @@
           </w:tcPr>
           <w:p>
             <w:r>
-              <w:t>834,562</w:t>
+              <w:t>1,348,338</w:t>
             </w:r>
           </w:p>
         </w:tc>
@@ -1327,7 +1327,7 @@
           </w:tcPr>
           <w:p>
             <w:r>
-              <w:t>292</w:t>
+              <w:t>477</w:t>
             </w:r>
           </w:p>
         </w:tc>
@@ -1337,7 +1337,7 @@
           </w:tcPr>
           <w:p>
             <w:r>
-              <w:t>3.50e-04</w:t>
+              <w:t>3.54e-04</w:t>
             </w:r>
           </w:p>
         </w:tc>
@@ -1359,7 +1359,7 @@
           </w:tcPr>
           <w:p>
             <w:r>
-              <w:t>0.107</w:t>
+              <w:t>0.212</w:t>
             </w:r>
           </w:p>
         </w:tc>
@@ -1369,7 +1369,7 @@
           </w:tcPr>
           <w:p>
             <w:r>
-              <w:t>426,841</w:t>
+              <w:t>847,774</w:t>
             </w:r>
           </w:p>
         </w:tc>
@@ -1379,7 +1379,7 @@
           </w:tcPr>
           <w:p>
             <w:r>
-              <w:t>355</w:t>
+              <w:t>639</w:t>
             </w:r>
           </w:p>
         </w:tc>
@@ -1389,7 +1389,7 @@
           </w:tcPr>
           <w:p>
             <w:r>
-              <w:t>8.32e-04</w:t>
+              <w:t>7.54e-04</w:t>
             </w:r>
           </w:p>
         </w:tc>
@@ -1401,7 +1401,7 @@
         <w:rPr>
           <w:i w:val="0"/>
         </w:rPr>
-        <w:t>The fitted slope of log p_L against log p is 2.11. This is an independent check on the enumeration rather than a restatement of it: the enumeration is combinatorial and forces the leading term to be quadratic, and the Monte Carlo measures the exponent statistically. A variant with the M1 flag removed, which has one single-fault mechanism, fits 1.15 as it must. A slope near one for the certified protocol would have indicated that the enumeration had missed something.</w:t>
+        <w:t>The fitted slope of log p_L against log p is 2.17. This is an independent check on the enumeration rather than a restatement of it: the enumeration is combinatorial and forces the leading term to be quadratic, and the Monte Carlo measures the exponent statistically. A variant with the M1 flag removed, which has one single-fault mechanism, fits 1.13 as it must. A slope near one for the certified protocol would have indicated that the enumeration had missed something.</w:t>
       </w:r>
     </w:p>
     <w:p>
@@ -1457,7 +1457,7 @@
         <w:rPr>
           <w:i w:val="0"/>
         </w:rPr>
-        <w:t>Acceptance is the practical constraint and is reported here for the first time. At p = 0.001 roughly 80% of shots survive; at p = 0.01 roughly 11% do, so the factory yields about one block in nine. Post-selection is load-bearing at four separate stages, and a gate count quoted without an acceptance rate describes half the cost.</w:t>
+        <w:t>Acceptance is the practical constraint and is reported here for the first time. At p = 0.001 roughly 86% of shots survive; at p = 0.01 roughly 21% do, so the factory yields about one block in nine. Post-selection is load-bearing at four separate stages, and a gate count quoted without an acceptance rate describes half the cost.</w:t>
       </w:r>
     </w:p>
     <w:p>
@@ -1473,7 +1473,7 @@
         <w:rPr>
           <w:i w:val="0"/>
         </w:rPr>
-        <w:t>The full certified protocol uses 162 two-qubit gates, counted from the circuit and including the hand-off error-correction round that a real switch charges to the receiving computation. Protection is most of that cost, which is the expected result and is stated plainly here rather than buried: the bare joint measurement is seven gates.</w:t>
+        <w:t>The full certified protocol uses 120 two-qubit gates, counted from the circuit and including the hand-off error-correction round that a real switch charges to the receiving computation. Protection is most of that cost, which is the expected result and is stated plainly here rather than buried: the bare joint measurement is seven gates.</w:t>
       </w:r>
     </w:p>
     <w:p>
@@ -1529,7 +1529,7 @@
         <w:rPr>
           <w:i w:val="0"/>
         </w:rPr>
-        <w:t>We have shown that residual input errors are uncorrectable for every encoder, that flag-protected re-encoding of the [[4,2,2]] to [[5,1,3]] switch cannot be certified at any flag budget, and that a teleportation-based switch can. The certificate is an end-to-end enumeration over 1,276 single-fault mechanisms, independently corroborated by a measured error-rate exponent of 2.11. Every circuit, table and number in this paper is generated by the accompanying scripts, and the manuscript is regenerated rather than edited when they change.</w:t>
+        <w:t>We have shown that residual input errors are uncorrectable for every encoder, that flag-protected re-encoding of the [[4,2,2]] to [[5,1,3]] switch cannot be certified at any flag budget, and that a teleportation-based switch can. The certificate is an end-to-end enumeration over 824 single-fault mechanisms, independently corroborated by a measured error-rate exponent of 2.17. Every circuit, table and number in this paper is generated by the accompanying scripts, and the manuscript is regenerated rather than edited when they change.</w:t>
       </w:r>
     </w:p>
     <w:p>

--- a/paper/code_switching_paper_v2.docx
+++ b/paper/code_switching_paper_v2.docx
@@ -46,7 +46,7 @@
         <w:rPr>
           <w:i w:val="0"/>
         </w:rPr>
-        <w:t>We study fault-tolerant switching from the [[4,2,2]] error-detecting code to the [[5,1,3]] perfect code and report two negative results and one protocol. First, of the fifteen weight-one errors present on the data block when re-encoding begins, 12 lie in a confusable pair and are correctable by no encoder and no decoder; the initial post-selection is therefore load-bearing and the procedure is a state-preparation factory rather than an in-line switch. Second, flag-protected re-encoding cannot be made fault tolerant at any flag budget: partitioning the single-fault locations by syndrome leaves three or four logically inequivalent residuals in every class, so at least 2 flag bits are necessary regardless of placement, and an exhaustive search over 97,466 valid single-flag designs across all twenty-four stabilizer bijections, together with an exact set-cover analysis of two-bit designs over 2,405 separation constraints, finds no certifying design. We then give a teleportation-based switch that does certify. An end-to-end single-fault enumeration over 824 fault mechanisms finds no undetectable single-fault logical error in either logical basis, and Monte Carlo under circuit-level depolarizing noise measures a logical error rate scaling with exponent 2.17, against 1.13 for a deliberately crippled control. Acceptance under post-selection is 86% at p = 0.001 and 21% at p = 0.01. All circuits, certificates and numbers in this paper are generated by scripts in the accompanying repository.</w:t>
+        <w:t>We study fault-tolerant switching from the [[4,2,2]] error-detecting code to the [[5,1,3]] perfect code and report two negative results and one protocol. First, of the fifteen weight-one errors present on the data block when re-encoding begins, 12 lie in a confusable pair and are correctable by no encoder and no decoder; the initial post-selection is therefore load-bearing and the procedure is a state-preparation factory rather than an in-line switch. Second, flag-protected re-encoding cannot be made fault tolerant at any flag budget: partitioning the single-fault locations by syndrome leaves three or four logically inequivalent residuals in every class, so at least 2 flag bits are necessary regardless of placement, and an exhaustive search over 97,466 valid single-flag designs across all twenty-four stabilizer bijections, together with an exact set-cover analysis of two-bit designs over 2,405 separation constraints, finds no certifying design. We then give a teleportation-based switch that does certify. An end-to-end single-fault enumeration over 824 fault mechanisms finds no undetectable single-fault logical error in either logical basis, and Monte Carlo under circuit-level depolarizing noise measures a logical error rate scaling with exponent 2.01, against 1.11 for a deliberately crippled control. Acceptance under post-selection is 86% at p = 0.001 and 21% at p = 0.01. All circuits, certificates and numbers in this paper are generated by scripts in the accompanying repository.</w:t>
       </w:r>
     </w:p>
     <w:p>
@@ -1109,7 +1109,7 @@
           </w:tcPr>
           <w:p>
             <w:r>
-              <w:t>3,424,271</w:t>
+              <w:t>3,423,820</w:t>
             </w:r>
           </w:p>
         </w:tc>
@@ -1119,7 +1119,7 @@
           </w:tcPr>
           <w:p>
             <w:r>
-              <w:t>17</w:t>
+              <w:t>24</w:t>
             </w:r>
           </w:p>
         </w:tc>
@@ -1129,7 +1129,7 @@
           </w:tcPr>
           <w:p>
             <w:r>
-              <w:t>4.96e-06</w:t>
+              <w:t>7.01e-06</w:t>
             </w:r>
           </w:p>
         </w:tc>
@@ -1161,7 +1161,7 @@
           </w:tcPr>
           <w:p>
             <w:r>
-              <w:t>2,930,314</w:t>
+              <w:t>2,931,222</w:t>
             </w:r>
           </w:p>
         </w:tc>
@@ -1171,7 +1171,7 @@
           </w:tcPr>
           <w:p>
             <w:r>
-              <w:t>76</w:t>
+              <w:t>92</w:t>
             </w:r>
           </w:p>
         </w:tc>
@@ -1181,7 +1181,7 @@
           </w:tcPr>
           <w:p>
             <w:r>
-              <w:t>2.59e-05</w:t>
+              <w:t>3.14e-05</w:t>
             </w:r>
           </w:p>
         </w:tc>
@@ -1203,7 +1203,7 @@
           </w:tcPr>
           <w:p>
             <w:r>
-              <w:t>0.627</w:t>
+              <w:t>0.628</w:t>
             </w:r>
           </w:p>
         </w:tc>
@@ -1213,7 +1213,7 @@
           </w:tcPr>
           <w:p>
             <w:r>
-              <w:t>2,508,509</w:t>
+              <w:t>2,510,414</w:t>
             </w:r>
           </w:p>
         </w:tc>
@@ -1223,7 +1223,7 @@
           </w:tcPr>
           <w:p>
             <w:r>
-              <w:t>155</w:t>
+              <w:t>137</w:t>
             </w:r>
           </w:p>
         </w:tc>
@@ -1233,7 +1233,7 @@
           </w:tcPr>
           <w:p>
             <w:r>
-              <w:t>6.18e-05</w:t>
+              <w:t>5.46e-05</w:t>
             </w:r>
           </w:p>
         </w:tc>
@@ -1265,7 +1265,7 @@
           </w:tcPr>
           <w:p>
             <w:r>
-              <w:t>1,841,082</w:t>
+              <w:t>1,838,854</w:t>
             </w:r>
           </w:p>
         </w:tc>
@@ -1275,7 +1275,7 @@
           </w:tcPr>
           <w:p>
             <w:r>
-              <w:t>346</w:t>
+              <w:t>278</w:t>
             </w:r>
           </w:p>
         </w:tc>
@@ -1285,7 +1285,7 @@
           </w:tcPr>
           <w:p>
             <w:r>
-              <w:t>1.88e-04</w:t>
+              <w:t>1.51e-04</w:t>
             </w:r>
           </w:p>
         </w:tc>
@@ -1317,7 +1317,7 @@
           </w:tcPr>
           <w:p>
             <w:r>
-              <w:t>1,348,338</w:t>
+              <w:t>1,348,209</w:t>
             </w:r>
           </w:p>
         </w:tc>
@@ -1327,7 +1327,7 @@
           </w:tcPr>
           <w:p>
             <w:r>
-              <w:t>477</w:t>
+              <w:t>497</w:t>
             </w:r>
           </w:p>
         </w:tc>
@@ -1337,7 +1337,7 @@
           </w:tcPr>
           <w:p>
             <w:r>
-              <w:t>3.54e-04</w:t>
+              <w:t>3.69e-04</w:t>
             </w:r>
           </w:p>
         </w:tc>
@@ -1369,7 +1369,7 @@
           </w:tcPr>
           <w:p>
             <w:r>
-              <w:t>847,774</w:t>
+              <w:t>847,141</w:t>
             </w:r>
           </w:p>
         </w:tc>
@@ -1379,7 +1379,7 @@
           </w:tcPr>
           <w:p>
             <w:r>
-              <w:t>639</w:t>
+              <w:t>645</w:t>
             </w:r>
           </w:p>
         </w:tc>
@@ -1389,7 +1389,7 @@
           </w:tcPr>
           <w:p>
             <w:r>
-              <w:t>7.54e-04</w:t>
+              <w:t>7.61e-04</w:t>
             </w:r>
           </w:p>
         </w:tc>
@@ -1401,7 +1401,7 @@
         <w:rPr>
           <w:i w:val="0"/>
         </w:rPr>
-        <w:t>The fitted slope of log p_L against log p is 2.17. This is an independent check on the enumeration rather than a restatement of it: the enumeration is combinatorial and forces the leading term to be quadratic, and the Monte Carlo measures the exponent statistically. A variant with the M1 flag removed, which has one single-fault mechanism, fits 1.13 as it must. A slope near one for the certified protocol would have indicated that the enumeration had missed something.</w:t>
+        <w:t>The fitted slope of log p_L against log p is 2.01 +/- 0.08, from a bootstrap over the per-point error counts. This is an independent check on the enumeration rather than a restatement of it: the enumeration is combinatorial and forces the leading term to be quadratic, and the Monte Carlo measures the exponent statistically. A variant with the M1 flag removed, which has one single-fault mechanism, fits 1.11 as it must. A slope near one for the certified protocol would have indicated that the enumeration had missed something.</w:t>
       </w:r>
     </w:p>
     <w:p>
@@ -1529,7 +1529,7 @@
         <w:rPr>
           <w:i w:val="0"/>
         </w:rPr>
-        <w:t>We have shown that residual input errors are uncorrectable for every encoder, that flag-protected re-encoding of the [[4,2,2]] to [[5,1,3]] switch cannot be certified at any flag budget, and that a teleportation-based switch can. The certificate is an end-to-end enumeration over 824 single-fault mechanisms, independently corroborated by a measured error-rate exponent of 2.17. Every circuit, table and number in this paper is generated by the accompanying scripts, and the manuscript is regenerated rather than edited when they change.</w:t>
+        <w:t>We have shown that residual input errors are uncorrectable for every encoder, that flag-protected re-encoding of the [[4,2,2]] to [[5,1,3]] switch cannot be certified at any flag budget, and that a teleportation-based switch can. The certificate is an end-to-end enumeration over 824 single-fault mechanisms, independently corroborated by a measured error-rate exponent of 2.01. Every circuit, table and number in this paper is generated by the accompanying scripts, and the manuscript is regenerated rather than edited when they change.</w:t>
       </w:r>
     </w:p>
     <w:p>
